--- a/presentations/RRSG Seminar 2025.docx
+++ b/presentations/RRSG Seminar 2025.docx
@@ -876,6 +876,74 @@
         </w:rPr>
         <w:t>have a channel estimation extracted from it, which can be used for classifying targets.</w:t>
       </w:r>
+    </w:p>
+    <w:p>
+      <w:pPr>
+        <w:rPr>
+          <w:lang w:val="en-US"/>
+        </w:rPr>
+      </w:pPr>
+    </w:p>
+    <w:p>
+      <w:pPr>
+        <w:rPr>
+          <w:lang w:val="en-US"/>
+        </w:rPr>
+      </w:pPr>
+      <w:r>
+        <w:rPr>
+          <w:lang w:val="en-US"/>
+        </w:rPr>
+        <w:t>I have also done a complete redesign of the receive side of things…</w:t>
+      </w:r>
+    </w:p>
+    <w:p>
+      <w:pPr>
+        <w:rPr>
+          <w:lang w:val="en-US"/>
+        </w:rPr>
+      </w:pPr>
+    </w:p>
+    <w:p>
+      <w:pPr>
+        <w:rPr>
+          <w:lang w:val="en-US"/>
+        </w:rPr>
+      </w:pPr>
+      <w:r>
+        <w:rPr>
+          <w:lang w:val="en-US"/>
+        </w:rPr>
+        <w:t xml:space="preserve">So how do I use this to try and classify objects that I am looking </w:t>
+      </w:r>
+      <w:proofErr w:type="gramStart"/>
+      <w:r>
+        <w:rPr>
+          <w:lang w:val="en-US"/>
+        </w:rPr>
+        <w:t>at?...</w:t>
+      </w:r>
+      <w:proofErr w:type="gramEnd"/>
+      <w:r>
+        <w:rPr>
+          <w:lang w:val="en-US"/>
+        </w:rPr>
+        <w:t>.</w:t>
+      </w:r>
+    </w:p>
+    <w:p>
+      <w:pPr>
+        <w:rPr>
+          <w:lang w:val="en-US"/>
+        </w:rPr>
+      </w:pPr>
+    </w:p>
+    <w:p>
+      <w:pPr>
+        <w:rPr>
+          <w:lang w:val="en-US"/>
+        </w:rPr>
+      </w:pPr>
     </w:p>
     <w:p>
       <w:pPr>
